--- a/platform/manuals/out/4_SR委員の手順書.docx
+++ b/platform/manuals/out/4_SR委員の手順書.docx
@@ -2084,7 +2084,7 @@
           <w:sz w:val="18"/>
           <w:szCs w:val="18"/>
         </w:rPr>
-        <w:t xml:space="preserve">2名は、相手の判定を見ずに記入する。採用論文のPDFは、PMIDをファイル名にして papers/ フォルダへ入れる(例: 12345678.pdf)。購読していない論文は、SR委員長を通じて華井が取り寄せる。</w:t>
+        <w:t xml:space="preserve">2名は、相手の判定を見ずに記入する。採用論文のPDFは、PMIDをファイル名にして papers/ フォルダへ入れる(例: 12345678.pdf)。購読していない論文は、入手できない論文は、監修者に相談のうえ、華井が千葉大経由で取り寄せる(企画書)。入手できる論文は、所属機関の契約やPubMedの無料全文リンクなどで各自ダウンロードし、papers/ に入れる。</w:t>
       </w:r>
     </w:p>
     <w:p>

--- a/platform/manuals/out/4_SR委員の手順書.docx
+++ b/platform/manuals/out/4_SR委員の手順書.docx
@@ -2084,7 +2084,7 @@
           <w:sz w:val="18"/>
           <w:szCs w:val="18"/>
         </w:rPr>
-        <w:t xml:space="preserve">2名は、相手の判定を見ずに記入する。採用論文のPDFは、PMIDをファイル名にして papers/ フォルダへ入れる(例: 12345678.pdf)。購読していない論文は、入手できない論文は、監修者に相談のうえ、華井が千葉大経由で取り寄せる(企画書)。入手できる論文は、所属機関の契約やPubMedの無料全文リンクなどで各自ダウンロードし、papers/ に入れる。</w:t>
+        <w:t xml:space="preserve">2名は、相手の判定を見ずに記入する。採用論文のPDFは、PMIDをファイル名にして(例: 12345678.pdf)、共有フォルダの自分のCQのフォルダに入れる(別紙「論文PDFの入手と配置の手順」の委員用)。購読していない論文は、入手できない論文は、監修者に相談のうえ、華井が千葉大経由で取り寄せる(企画書)。入手できる論文は、所属機関の契約やPubMedの無料全文リンクなどで各自ダウンロードし、papers/ に入れる。</w:t>
       </w:r>
     </w:p>
     <w:p>

--- a/platform/manuals/out/4_SR委員の手順書.docx
+++ b/platform/manuals/out/4_SR委員の手順書.docx
@@ -2937,7 +2937,7 @@
                 <w:sz w:val="15"/>
                 <w:szCs w:val="15"/>
               </w:rPr>
-              <w:t xml:space="preserve">二重盲検、または評価者盲検かつ客観的評価</w:t>
+              <w:t xml:space="preserve">二重盲検</w:t>
             </w:r>
           </w:p>
         </w:tc>
@@ -3059,7 +3059,7 @@
                 <w:sz w:val="15"/>
                 <w:szCs w:val="15"/>
               </w:rPr>
-              <w:t xml:space="preserve">一部のみ盲検化、または記載がない</w:t>
+              <w:t xml:space="preserve">単盲検(参加者・医療提供者のみ、または評価者のみ)。記載がない場合は判断できないため協議</w:t>
             </w:r>
           </w:p>
         </w:tc>
@@ -3181,12 +3181,30 @@
                 <w:sz w:val="15"/>
                 <w:szCs w:val="15"/>
               </w:rPr>
-              <w:t xml:space="preserve">非盲検で、主観的評価(症状の自己申告など)が主要評価</w:t>
+              <w:t xml:space="preserve">非盲検(オープンラベル)</w:t>
             </w:r>
           </w:p>
         </w:tc>
       </w:tr>
     </w:tbl>
+    <w:p>
+      <w:pPr>
+        <w:pStyle w:val="ListParagraph"/>
+        <w:numPr>
+          <w:ilvl w:val="0"/>
+          <w:numId w:val="2"/>
+        </w:numPr>
+        <w:spacing w:after="50"/>
+      </w:pPr>
+      <w:r>
+        <w:rPr>
+          <w:rFonts w:ascii="Yu Gothic" w:cs="Yu Gothic" w:eastAsia="Yu Gothic" w:hAnsi="Yu Gothic"/>
+          <w:sz w:val="20"/>
+          <w:szCs w:val="20"/>
+        </w:rPr>
+        <w:t xml:space="preserve">盲検化の2項目(参加者・医療提供者、アウトカム評価者)は、二重盲検は 0、単盲検は -1、非盲検は -2 とする(統括委員長の決定)。症状の自己申告のような主観的評価であっても、この基準で評価する。論文に盲検化の記載がない場合は、論文の該当箇所を2名で確認し、記載がなければ協議して決める。</w:t>
+      </w:r>
+    </w:p>
     <w:p>
       <w:pPr>
         <w:pStyle w:val="ListParagraph"/>

--- a/platform/manuals/out/4_SR委員の手順書.docx
+++ b/platform/manuals/out/4_SR委員の手順書.docx
@@ -3059,7 +3059,7 @@
                 <w:sz w:val="15"/>
                 <w:szCs w:val="15"/>
               </w:rPr>
-              <w:t xml:space="preserve">単盲検(参加者・医療提供者のみ、または評価者のみ)。記載がない場合は判断できないため協議</w:t>
+              <w:t xml:space="preserve">単盲検、非盲検(オープンラベル)、または盲検化の記載がない</w:t>
             </w:r>
           </w:p>
         </w:tc>
@@ -3181,7 +3181,7 @@
                 <w:sz w:val="15"/>
                 <w:szCs w:val="15"/>
               </w:rPr>
-              <w:t xml:space="preserve">非盲検(オープンラベル)</w:t>
+              <w:t xml:space="preserve">盲検化の2項目では使わない(上の-1にする)</w:t>
             </w:r>
           </w:p>
         </w:tc>
@@ -3202,7 +3202,7 @@
           <w:sz w:val="20"/>
           <w:szCs w:val="20"/>
         </w:rPr>
-        <w:t xml:space="preserve">盲検化の2項目(参加者・医療提供者、アウトカム評価者)は、二重盲検は 0、単盲検は -1、非盲検は -2 とする(統括委員長の決定)。症状の自己申告のような主観的評価であっても、この基準で評価する。論文に盲検化の記載がない場合は、論文の該当箇所を2名で確認し、記載がなければ協議して決める。</w:t>
+        <w:t xml:space="preserve">盲検化の2項目(参加者・医療提供者、アウトカム評価者)は、二重盲検は 0、単盲検は -1、非盲検(オープンラベル)は -1、論文に盲検化の記載がない場合も -1 とし、-2 は使わない(統括委員長の決定)。介入の性質上、盲検化できない介入(運動、鍼灸、冷却・圧迫など)も、非盲検として -1 とする。</w:t>
       </w:r>
     </w:p>
     <w:p>
@@ -4018,6 +4018,24 @@
           <w:szCs w:val="26"/>
         </w:rPr>
         <w:t xml:space="preserve">9. 工程9: 推奨文草案とFRQ記載草案</w:t>
+      </w:r>
+    </w:p>
+    <w:p>
+      <w:pPr>
+        <w:pStyle w:val="ListParagraph"/>
+        <w:numPr>
+          <w:ilvl w:val="0"/>
+          <w:numId w:val="2"/>
+        </w:numPr>
+        <w:spacing w:after="50"/>
+      </w:pPr>
+      <w:r>
+        <w:rPr>
+          <w:rFonts w:ascii="Yu Gothic" w:cs="Yu Gothic" w:eastAsia="Yu Gothic" w:hAnsi="Yu Gothic"/>
+          <w:sz w:val="20"/>
+          <w:szCs w:val="20"/>
+        </w:rPr>
+        <w:t xml:space="preserve">EtD: 作業ブックの「EtD(2023年版)」シートに、2023年版の推奨・投票結果・解説の原文が入っている。2028年版の推奨文案と、考慮する4項目(エビデンス全体の確実性、望ましい効果と望ましくない効果のバランス、患者・市民の価値観と希望、資源)の欄を、様式SR-8の結果を見て記入する。</w:t>
       </w:r>
     </w:p>
     <w:p>

--- a/platform/manuals/out/4_SR委員の手順書.docx
+++ b/platform/manuals/out/4_SR委員の手順書.docx
@@ -635,7 +635,7 @@
                 <w:sz w:val="15"/>
                 <w:szCs w:val="15"/>
               </w:rPr>
-              <w:t xml:space="preserve">スクリーニングログ</w:t>
+              <w:t xml:space="preserve">スクリーニング管理シート</w:t>
             </w:r>
           </w:p>
         </w:tc>
@@ -786,7 +786,7 @@
                 <w:sz w:val="15"/>
                 <w:szCs w:val="15"/>
               </w:rPr>
-              <w:t xml:space="preserve">スクリーニングログ、papers/</w:t>
+              <w:t xml:space="preserve">スクリーニング管理シート、papers/</w:t>
             </w:r>
           </w:p>
         </w:tc>
@@ -1795,6 +1795,19 @@
           <w:szCs w:val="26"/>
         </w:rPr>
         <w:t xml:space="preserve">4. 工程3〜4: スクリーニング</w:t>
+      </w:r>
+    </w:p>
+    <w:p>
+      <w:pPr>
+        <w:spacing w:after="100"/>
+      </w:pPr>
+      <w:r>
+        <w:rPr>
+          <w:rFonts w:ascii="Yu Gothic" w:cs="Yu Gothic" w:eastAsia="Yu Gothic" w:hAnsi="Yu Gothic"/>
+          <w:sz w:val="20"/>
+          <w:szCs w:val="20"/>
+        </w:rPr>
+        <w:t xml:space="preserve">2名が、相手の判定を見ずに、それぞれ判定する。判定は、スクリーニング管理シート(操作マニュアルの第8章)に入力し、JSONを JASCC_GL/スクリーニング/CQ名/ に入れる。除外には理由を選び、判定を変更するときは理由を書く。二次の対象に加える文献(既存ガイドラインの引用文献、ハンドサーチなど)は、「文献を追加」で、追加の理由とともに登録する。</w:t>
       </w:r>
     </w:p>
     <w:tbl>
